--- a/プログラム操作説明書.docx
+++ b/プログラム操作説明書.docx
@@ -21,21 +21,12 @@
     </w:p>
     <w:p>
       <w:pPr>
-        <w:wordWrap w:val="0"/>
-        <w:jc w:val="right"/>
+        <w:jc w:val="left"/>
         <w:rPr>
           <w:sz w:val="28"/>
           <w:szCs w:val="28"/>
         </w:rPr>
       </w:pPr>
-      <w:r>
-        <w:rPr>
-          <w:rFonts w:hint="eastAsia"/>
-          <w:sz w:val="28"/>
-          <w:szCs w:val="28"/>
-        </w:rPr>
-        <w:t xml:space="preserve">2442029 </w:t>
-      </w:r>
     </w:p>
     <w:p>
       <w:pPr>
